--- a/extension/docs/kwork/KW001_AI_NATIVE_YANDEX_ALICE/tests/OKNO_MSK/STEP_19_CLIENT_REPORT_CORRECTED.docx
+++ b/extension/docs/kwork/KW001_AI_NATIVE_YANDEX_ALICE/tests/OKNO_MSK/STEP_19_CLIENT_REPORT_CORRECTED.docx
@@ -52,6 +52,10 @@
         <w:gridCol w:w="5112"/>
       </w:tblGrid>
       <w:tr>
+        <w:trPr>
+          <w:cantSplit/>
+          <w:tblHeader w:val="true"/>
+        </w:trPr>
         <w:tc>
           <w:tcPr>
             <w:tcW w:type="dxa" w:w="5112"/>
@@ -80,6 +84,9 @@
         </w:tc>
       </w:tr>
       <w:tr>
+        <w:trPr>
+          <w:cantSplit/>
+        </w:trPr>
         <w:tc>
           <w:tcPr>
             <w:tcW w:type="dxa" w:w="5112"/>
@@ -102,6 +109,9 @@
         </w:tc>
       </w:tr>
       <w:tr>
+        <w:trPr>
+          <w:cantSplit/>
+        </w:trPr>
         <w:tc>
           <w:tcPr>
             <w:tcW w:type="dxa" w:w="5112"/>
@@ -124,6 +134,9 @@
         </w:tc>
       </w:tr>
       <w:tr>
+        <w:trPr>
+          <w:cantSplit/>
+        </w:trPr>
         <w:tc>
           <w:tcPr>
             <w:tcW w:type="dxa" w:w="5112"/>
@@ -146,6 +159,9 @@
         </w:tc>
       </w:tr>
       <w:tr>
+        <w:trPr>
+          <w:cantSplit/>
+        </w:trPr>
         <w:tc>
           <w:tcPr>
             <w:tcW w:type="dxa" w:w="5112"/>
@@ -168,6 +184,9 @@
         </w:tc>
       </w:tr>
       <w:tr>
+        <w:trPr>
+          <w:cantSplit/>
+        </w:trPr>
         <w:tc>
           <w:tcPr>
             <w:tcW w:type="dxa" w:w="5112"/>
@@ -190,6 +209,9 @@
         </w:tc>
       </w:tr>
       <w:tr>
+        <w:trPr>
+          <w:cantSplit/>
+        </w:trPr>
         <w:tc>
           <w:tcPr>
             <w:tcW w:type="dxa" w:w="5112"/>
@@ -212,6 +234,9 @@
         </w:tc>
       </w:tr>
       <w:tr>
+        <w:trPr>
+          <w:cantSplit/>
+        </w:trPr>
         <w:tc>
           <w:tcPr>
             <w:tcW w:type="dxa" w:w="5112"/>
@@ -234,6 +259,9 @@
         </w:tc>
       </w:tr>
       <w:tr>
+        <w:trPr>
+          <w:cantSplit/>
+        </w:trPr>
         <w:tc>
           <w:tcPr>
             <w:tcW w:type="dxa" w:w="5112"/>
@@ -286,6 +314,10 @@
         <w:gridCol w:w="5112"/>
       </w:tblGrid>
       <w:tr>
+        <w:trPr>
+          <w:cantSplit/>
+          <w:tblHeader w:val="true"/>
+        </w:trPr>
         <w:tc>
           <w:tcPr>
             <w:tcW w:type="dxa" w:w="5112"/>
@@ -314,6 +346,9 @@
         </w:tc>
       </w:tr>
       <w:tr>
+        <w:trPr>
+          <w:cantSplit/>
+        </w:trPr>
         <w:tc>
           <w:tcPr>
             <w:tcW w:type="dxa" w:w="5112"/>
@@ -336,6 +371,9 @@
         </w:tc>
       </w:tr>
       <w:tr>
+        <w:trPr>
+          <w:cantSplit/>
+        </w:trPr>
         <w:tc>
           <w:tcPr>
             <w:tcW w:type="dxa" w:w="5112"/>
@@ -358,6 +396,9 @@
         </w:tc>
       </w:tr>
       <w:tr>
+        <w:trPr>
+          <w:cantSplit/>
+        </w:trPr>
         <w:tc>
           <w:tcPr>
             <w:tcW w:type="dxa" w:w="5112"/>
@@ -380,6 +421,9 @@
         </w:tc>
       </w:tr>
       <w:tr>
+        <w:trPr>
+          <w:cantSplit/>
+        </w:trPr>
         <w:tc>
           <w:tcPr>
             <w:tcW w:type="dxa" w:w="5112"/>
@@ -402,6 +446,9 @@
         </w:tc>
       </w:tr>
       <w:tr>
+        <w:trPr>
+          <w:cantSplit/>
+        </w:trPr>
         <w:tc>
           <w:tcPr>
             <w:tcW w:type="dxa" w:w="5112"/>
@@ -424,6 +471,9 @@
         </w:tc>
       </w:tr>
       <w:tr>
+        <w:trPr>
+          <w:cantSplit/>
+        </w:trPr>
         <w:tc>
           <w:tcPr>
             <w:tcW w:type="dxa" w:w="5112"/>
@@ -446,6 +496,9 @@
         </w:tc>
       </w:tr>
       <w:tr>
+        <w:trPr>
+          <w:cantSplit/>
+        </w:trPr>
         <w:tc>
           <w:tcPr>
             <w:tcW w:type="dxa" w:w="5112"/>
@@ -566,6 +619,10 @@
         <w:gridCol w:w="2556"/>
       </w:tblGrid>
       <w:tr>
+        <w:trPr>
+          <w:cantSplit/>
+          <w:tblHeader w:val="true"/>
+        </w:trPr>
         <w:tc>
           <w:tcPr>
             <w:tcW w:type="dxa" w:w="2556"/>
@@ -608,6 +665,9 @@
         </w:tc>
       </w:tr>
       <w:tr>
+        <w:trPr>
+          <w:cantSplit/>
+        </w:trPr>
         <w:tc>
           <w:tcPr>
             <w:tcW w:type="dxa" w:w="2556"/>
@@ -650,6 +710,9 @@
         </w:tc>
       </w:tr>
       <w:tr>
+        <w:trPr>
+          <w:cantSplit/>
+        </w:trPr>
         <w:tc>
           <w:tcPr>
             <w:tcW w:type="dxa" w:w="2556"/>
@@ -692,6 +755,9 @@
         </w:tc>
       </w:tr>
       <w:tr>
+        <w:trPr>
+          <w:cantSplit/>
+        </w:trPr>
         <w:tc>
           <w:tcPr>
             <w:tcW w:type="dxa" w:w="2556"/>
@@ -734,6 +800,9 @@
         </w:tc>
       </w:tr>
       <w:tr>
+        <w:trPr>
+          <w:cantSplit/>
+        </w:trPr>
         <w:tc>
           <w:tcPr>
             <w:tcW w:type="dxa" w:w="2556"/>
@@ -776,6 +845,9 @@
         </w:tc>
       </w:tr>
       <w:tr>
+        <w:trPr>
+          <w:cantSplit/>
+        </w:trPr>
         <w:tc>
           <w:tcPr>
             <w:tcW w:type="dxa" w:w="2556"/>
@@ -818,6 +890,9 @@
         </w:tc>
       </w:tr>
       <w:tr>
+        <w:trPr>
+          <w:cantSplit/>
+        </w:trPr>
         <w:tc>
           <w:tcPr>
             <w:tcW w:type="dxa" w:w="2556"/>
@@ -860,6 +935,9 @@
         </w:tc>
       </w:tr>
       <w:tr>
+        <w:trPr>
+          <w:cantSplit/>
+        </w:trPr>
         <w:tc>
           <w:tcPr>
             <w:tcW w:type="dxa" w:w="2556"/>
@@ -902,6 +980,9 @@
         </w:tc>
       </w:tr>
       <w:tr>
+        <w:trPr>
+          <w:cantSplit/>
+        </w:trPr>
         <w:tc>
           <w:tcPr>
             <w:tcW w:type="dxa" w:w="2556"/>
@@ -944,6 +1025,9 @@
         </w:tc>
       </w:tr>
       <w:tr>
+        <w:trPr>
+          <w:cantSplit/>
+        </w:trPr>
         <w:tc>
           <w:tcPr>
             <w:tcW w:type="dxa" w:w="2556"/>
@@ -986,6 +1070,9 @@
         </w:tc>
       </w:tr>
       <w:tr>
+        <w:trPr>
+          <w:cantSplit/>
+        </w:trPr>
         <w:tc>
           <w:tcPr>
             <w:tcW w:type="dxa" w:w="2556"/>
@@ -1028,6 +1115,9 @@
         </w:tc>
       </w:tr>
       <w:tr>
+        <w:trPr>
+          <w:cantSplit/>
+        </w:trPr>
         <w:tc>
           <w:tcPr>
             <w:tcW w:type="dxa" w:w="2556"/>
@@ -1070,6 +1160,9 @@
         </w:tc>
       </w:tr>
       <w:tr>
+        <w:trPr>
+          <w:cantSplit/>
+        </w:trPr>
         <w:tc>
           <w:tcPr>
             <w:tcW w:type="dxa" w:w="2556"/>
@@ -1112,6 +1205,9 @@
         </w:tc>
       </w:tr>
       <w:tr>
+        <w:trPr>
+          <w:cantSplit/>
+        </w:trPr>
         <w:tc>
           <w:tcPr>
             <w:tcW w:type="dxa" w:w="2556"/>
@@ -1154,6 +1250,9 @@
         </w:tc>
       </w:tr>
       <w:tr>
+        <w:trPr>
+          <w:cantSplit/>
+        </w:trPr>
         <w:tc>
           <w:tcPr>
             <w:tcW w:type="dxa" w:w="2556"/>
@@ -1196,6 +1295,9 @@
         </w:tc>
       </w:tr>
       <w:tr>
+        <w:trPr>
+          <w:cantSplit/>
+        </w:trPr>
         <w:tc>
           <w:tcPr>
             <w:tcW w:type="dxa" w:w="2556"/>
@@ -1408,6 +1510,10 @@
         <w:gridCol w:w="5112"/>
       </w:tblGrid>
       <w:tr>
+        <w:trPr>
+          <w:cantSplit/>
+          <w:tblHeader w:val="true"/>
+        </w:trPr>
         <w:tc>
           <w:tcPr>
             <w:tcW w:type="dxa" w:w="5112"/>
@@ -1436,6 +1542,9 @@
         </w:tc>
       </w:tr>
       <w:tr>
+        <w:trPr>
+          <w:cantSplit/>
+        </w:trPr>
         <w:tc>
           <w:tcPr>
             <w:tcW w:type="dxa" w:w="5112"/>
@@ -1458,6 +1567,9 @@
         </w:tc>
       </w:tr>
       <w:tr>
+        <w:trPr>
+          <w:cantSplit/>
+        </w:trPr>
         <w:tc>
           <w:tcPr>
             <w:tcW w:type="dxa" w:w="5112"/>
@@ -1480,6 +1592,9 @@
         </w:tc>
       </w:tr>
       <w:tr>
+        <w:trPr>
+          <w:cantSplit/>
+        </w:trPr>
         <w:tc>
           <w:tcPr>
             <w:tcW w:type="dxa" w:w="5112"/>
@@ -1502,6 +1617,9 @@
         </w:tc>
       </w:tr>
       <w:tr>
+        <w:trPr>
+          <w:cantSplit/>
+        </w:trPr>
         <w:tc>
           <w:tcPr>
             <w:tcW w:type="dxa" w:w="5112"/>
@@ -1552,6 +1670,10 @@
         <w:gridCol w:w="5112"/>
       </w:tblGrid>
       <w:tr>
+        <w:trPr>
+          <w:cantSplit/>
+          <w:tblHeader w:val="true"/>
+        </w:trPr>
         <w:tc>
           <w:tcPr>
             <w:tcW w:type="dxa" w:w="5112"/>
@@ -1580,6 +1702,9 @@
         </w:tc>
       </w:tr>
       <w:tr>
+        <w:trPr>
+          <w:cantSplit/>
+        </w:trPr>
         <w:tc>
           <w:tcPr>
             <w:tcW w:type="dxa" w:w="5112"/>
@@ -1602,6 +1727,9 @@
         </w:tc>
       </w:tr>
       <w:tr>
+        <w:trPr>
+          <w:cantSplit/>
+        </w:trPr>
         <w:tc>
           <w:tcPr>
             <w:tcW w:type="dxa" w:w="5112"/>
@@ -1624,6 +1752,9 @@
         </w:tc>
       </w:tr>
       <w:tr>
+        <w:trPr>
+          <w:cantSplit/>
+        </w:trPr>
         <w:tc>
           <w:tcPr>
             <w:tcW w:type="dxa" w:w="5112"/>
@@ -1646,6 +1777,9 @@
         </w:tc>
       </w:tr>
       <w:tr>
+        <w:trPr>
+          <w:cantSplit/>
+        </w:trPr>
         <w:tc>
           <w:tcPr>
             <w:tcW w:type="dxa" w:w="5112"/>
@@ -1668,6 +1802,9 @@
         </w:tc>
       </w:tr>
       <w:tr>
+        <w:trPr>
+          <w:cantSplit/>
+        </w:trPr>
         <w:tc>
           <w:tcPr>
             <w:tcW w:type="dxa" w:w="5112"/>
@@ -1798,6 +1935,10 @@
         <w:gridCol w:w="5112"/>
       </w:tblGrid>
       <w:tr>
+        <w:trPr>
+          <w:cantSplit/>
+          <w:tblHeader w:val="true"/>
+        </w:trPr>
         <w:tc>
           <w:tcPr>
             <w:tcW w:type="dxa" w:w="5112"/>
@@ -1826,6 +1967,9 @@
         </w:tc>
       </w:tr>
       <w:tr>
+        <w:trPr>
+          <w:cantSplit/>
+        </w:trPr>
         <w:tc>
           <w:tcPr>
             <w:tcW w:type="dxa" w:w="5112"/>
@@ -1848,6 +1992,9 @@
         </w:tc>
       </w:tr>
       <w:tr>
+        <w:trPr>
+          <w:cantSplit/>
+        </w:trPr>
         <w:tc>
           <w:tcPr>
             <w:tcW w:type="dxa" w:w="5112"/>
@@ -1870,6 +2017,9 @@
         </w:tc>
       </w:tr>
       <w:tr>
+        <w:trPr>
+          <w:cantSplit/>
+        </w:trPr>
         <w:tc>
           <w:tcPr>
             <w:tcW w:type="dxa" w:w="5112"/>
@@ -1892,6 +2042,9 @@
         </w:tc>
       </w:tr>
       <w:tr>
+        <w:trPr>
+          <w:cantSplit/>
+        </w:trPr>
         <w:tc>
           <w:tcPr>
             <w:tcW w:type="dxa" w:w="5112"/>
@@ -1914,6 +2067,9 @@
         </w:tc>
       </w:tr>
       <w:tr>
+        <w:trPr>
+          <w:cantSplit/>
+        </w:trPr>
         <w:tc>
           <w:tcPr>
             <w:tcW w:type="dxa" w:w="5112"/>

--- a/extension/docs/kwork/KW001_AI_NATIVE_YANDEX_ALICE/tests/OKNO_MSK/STEP_19_CLIENT_REPORT_CORRECTED.docx
+++ b/extension/docs/kwork/KW001_AI_NATIVE_YANDEX_ALICE/tests/OKNO_MSK/STEP_19_CLIENT_REPORT_CORRECTED.docx
@@ -38,6 +38,18 @@
           <w:i/>
         </w:rPr>
         <w:t>Исправленный клиентский отчёт Step19</w:t>
+      </w:r>
+    </w:p>
+    <w:p>
+      <w:pPr>
+        <w:jc w:val="center"/>
+      </w:pPr>
+      <w:r>
+        <w:rPr>
+          <w:b/>
+          <w:color w:val="9C0006"/>
+        </w:rPr>
+        <w:t>TEST/DEMO CASE — mock commercial rehearsal; not an actual paid-client engagement.</w:t>
       </w:r>
     </w:p>
     <w:tbl>
@@ -1482,7 +1494,7 @@
         <w:t xml:space="preserve">S18-A012 — </w:t>
       </w:r>
       <w:r>
-        <w:t>Добавить door-specific professional installation scope/process и price/price-estimation guidance | Не делать: Не считать standalone installation внутренним приоритетом клиента без подтверждения</w:t>
+        <w:t>Сохранить уже существующую price/price-estimation guidance на странице дверей; усиливать только реально недостающий door-specific professional installation scope/process — что входит в услугу и как описан процесс монтажа | Не делать: Не дублировать уже существующие price factors/calculator/measurer guidance; не считать standalone installation внутренним приоритетом клиента без подтверждения</w:t>
       </w:r>
     </w:p>
     <w:p>
